--- a/01-精益工具知识库/03-问题解决方法/05-价值分析VA_VE.docx
+++ b/01-精益工具知识库/03-问题解决方法/05-价值分析VA_VE.docx
@@ -386,7 +386,9 @@
             <w:tcW w:type="dxa" w:w="2767"/>
           </w:tcPr>
           <w:p>
-            <w:r/>
+            <w:r>
+              <w:t>改进工件头型，提高拧紧效率，成本不变</w:t>
+            </w:r>
             <w:r>
               <w:rPr>
                 <w:rFonts w:ascii="SimSun" w:hAnsi="SimSun"/>
@@ -394,7 +396,6 @@
                 <w:i w:val="0"/>
                 <w:sz w:val="20"/>
               </w:rPr>
-              <w:t>改进螺栓头型，提高拧紧效率，成本不变</w:t>
             </w:r>
           </w:p>
         </w:tc>
@@ -1415,7 +1416,7 @@
           <w:i w:val="0"/>
           <w:sz w:val="22"/>
         </w:rPr>
-        <w:t>基本功能</w:t>
+        <w:t>基本功能：产品存在的根本理由（如工件的"紧固连接"）</w:t>
       </w:r>
       <w:r>
         <w:rPr>
@@ -1424,7 +1425,6 @@
           <w:i w:val="0"/>
           <w:sz w:val="22"/>
         </w:rPr>
-        <w:t>：产品存在的根本理由（如螺栓的"紧固连接"）</w:t>
       </w:r>
     </w:p>
     <w:p>
@@ -2716,7 +2716,7 @@
           <w:i w:val="0"/>
           <w:sz w:val="22"/>
         </w:rPr>
-        <w:t>紧固件FAST图示例（M10六角螺栓）</w:t>
+        <w:t>产品FAST图示例（M10工件）：</w:t>
       </w:r>
       <w:r>
         <w:rPr>
@@ -2725,7 +2725,6 @@
           <w:i w:val="0"/>
           <w:sz w:val="22"/>
         </w:rPr>
-        <w:t>：</w:t>
       </w:r>
     </w:p>
     <w:p>
@@ -2750,11 +2749,11 @@
         <w:br/>
         <w:t>基本功能（为什么）</w:t>
         <w:br/>
-        <w:t>连接两个零件 ←── 紧固两个零件 ←── 产生夹紧力 ←── 螺纹配合 ←── 搓丝成型</w:t>
+        <w:t>连接两个零件 ←── 紧固两个零件 ←── 产生夹紧力 ←── 配合 ←── 精加工成型</w:t>
         <w:br/>
-        <w:t xml:space="preserve">                                ←── 承受预紧力 ←── 头部支撑 ←── 冷镦成型</w:t>
+        <w:t xml:space="preserve">                                ←── 承受预紧力 ←── 头部支撑 ←── 机加工成型</w:t>
         <w:br/>
-        <w:t xml:space="preserve">                                ←── 防止松动 ←── 摩擦力 ←── 螺纹精度</w:t>
+        <w:t xml:space="preserve">                                ←── 防止松动 ←── 摩擦力 ←── 尺寸精度</w:t>
         <w:br/>
         <w:t xml:space="preserve">                                ←── 防止腐蚀 ←── 表面处理 ←── 镀锌/达克罗</w:t>
       </w:r>
@@ -2826,7 +2825,7 @@
           <w:i w:val="0"/>
           <w:sz w:val="32"/>
         </w:rPr>
-        <w:t>紧固件VA/VE案例：螺栓头型优化降低材料成本</w:t>
+        <w:t>产品VA/VE案例：工件头型优化降低材料成本</w:t>
       </w:r>
     </w:p>
     <w:p>
@@ -2854,7 +2853,7 @@
           <w:i w:val="0"/>
           <w:sz w:val="22"/>
         </w:rPr>
-        <w:t>某紧固件工厂生产M12六角法兰面螺栓，年产量5000万件。材料成本占总成本的65%，是VA/VE的重点研究对象。</w:t>
+        <w:t>某制造工厂生产某型号法兰凸缘工件，年产量5000万件。材料成本占总成本的65%，是VA/VE的重点研究对象。</w:t>
       </w:r>
     </w:p>
     <w:p>
@@ -2959,7 +2958,9 @@
             <w:tcW w:type="dxa" w:w="4150"/>
           </w:tcPr>
           <w:p>
-            <w:r/>
+            <w:r>
+              <w:t>某型号，法兰凸缘，中等强度</w:t>
+            </w:r>
             <w:r>
               <w:rPr>
                 <w:rFonts w:ascii="SimSun" w:hAnsi="SimSun"/>
@@ -2967,7 +2968,6 @@
                 <w:i w:val="0"/>
                 <w:sz w:val="20"/>
               </w:rPr>
-              <w:t>M12x40，六角法兰面，8.8级</w:t>
             </w:r>
           </w:p>
         </w:tc>
@@ -2997,7 +2997,9 @@
             <w:shd w:fill="EDF2F9" w:val="clear"/>
           </w:tcPr>
           <w:p>
-            <w:r/>
+            <w:r>
+              <w:t>SWRCH35K机加工棒料</w:t>
+            </w:r>
             <w:r>
               <w:rPr>
                 <w:rFonts w:ascii="SimSun" w:hAnsi="SimSun"/>
@@ -3005,7 +3007,6 @@
                 <w:i w:val="0"/>
                 <w:sz w:val="20"/>
               </w:rPr>
-              <w:t>SWRCH35K冷镦钢丝</w:t>
             </w:r>
           </w:p>
         </w:tc>
@@ -3107,7 +3108,9 @@
             <w:tcW w:type="dxa" w:w="4150"/>
           </w:tcPr>
           <w:p>
-            <w:r/>
+            <w:r>
+              <w:t>72%（机加工成型的材料利用率）</w:t>
+            </w:r>
             <w:r>
               <w:rPr>
                 <w:rFonts w:ascii="SimSun" w:hAnsi="SimSun"/>
@@ -3115,7 +3118,6 @@
                 <w:i w:val="0"/>
                 <w:sz w:val="20"/>
               </w:rPr>
-              <w:t>72%（冷镦成型的材料利用率）</w:t>
             </w:r>
           </w:p>
         </w:tc>
@@ -3172,7 +3174,7 @@
                 <w:i w:val="0"/>
                 <w:sz w:val="20"/>
               </w:rPr>
-              <w:t>头部尺寸</w:t>
+              <w:t>外形尺寸</w:t>
             </w:r>
           </w:p>
         </w:tc>
@@ -3797,7 +3799,7 @@
           <w:i w:val="0"/>
           <w:sz w:val="22"/>
         </w:rPr>
-        <w:t>功能评价发现</w:t>
+        <w:t>功能评价发现：端面的"外观美观"功能成本占比5%，但客户不关注工件头部的外观。</w:t>
       </w:r>
       <w:r>
         <w:rPr>
@@ -3806,7 +3808,6 @@
           <w:i w:val="0"/>
           <w:sz w:val="22"/>
         </w:rPr>
-        <w:t>：法兰面的"外观美观"功能成本占比5%，但客户不关注螺栓头部的外观。</w:t>
       </w:r>
     </w:p>
     <w:p>
@@ -3862,7 +3863,7 @@
           <w:i w:val="0"/>
           <w:sz w:val="22"/>
         </w:rPr>
-        <w:t>减小头部高度（从8mm减至7mm）</w:t>
+        <w:t>减小外形高度（从8mm减至7mm）</w:t>
       </w:r>
     </w:p>
     <w:p>
@@ -3876,7 +3877,7 @@
           <w:i w:val="0"/>
           <w:sz w:val="22"/>
         </w:rPr>
-        <w:t>优化冷镦工艺减少材料浪费</w:t>
+        <w:t>优化机加工工艺减少材料浪费</w:t>
       </w:r>
     </w:p>
     <w:p>
@@ -3918,7 +3919,7 @@
           <w:i w:val="0"/>
           <w:sz w:val="22"/>
         </w:rPr>
-        <w:t>优化六角对边宽度</w:t>
+        <w:t>优化对边宽度宽度</w:t>
       </w:r>
     </w:p>
     <w:p>
@@ -3946,7 +3947,7 @@
           <w:i w:val="0"/>
           <w:sz w:val="22"/>
         </w:rPr>
-        <w:t>优选方案：缩小法兰直径 + 减小头部高度</w:t>
+        <w:t>优选方案：缩小法兰直径 + 减小外形高度</w:t>
       </w:r>
     </w:p>
     <w:p>
@@ -3974,7 +3975,7 @@
           <w:i w:val="0"/>
           <w:sz w:val="22"/>
         </w:rPr>
-        <w:t>头部高度：8mm → 7.5mm（满足强度要求）</w:t>
+        <w:t>外形高度：8mm → 7.5mm（满足强度要求）</w:t>
       </w:r>
     </w:p>
     <w:p>
@@ -4058,7 +4059,7 @@
           <w:i w:val="0"/>
           <w:sz w:val="22"/>
         </w:rPr>
-        <w:t>修改冷镦模具设计</w:t>
+        <w:t>修改机加工模具设计</w:t>
       </w:r>
     </w:p>
     <w:p>
@@ -4358,7 +4359,7 @@
                 <w:i w:val="0"/>
                 <w:sz w:val="20"/>
               </w:rPr>
-              <w:t>头部高度</w:t>
+              <w:t>外形高度</w:t>
             </w:r>
           </w:p>
         </w:tc>
